--- a/docs/guides/exco.docx
+++ b/docs/guides/exco.docx
@@ -888,15 +888,93 @@
     </w:p>
     <w:p>
       <w:pPr>
-        <w:spacing w:after="120" w:line="283" w:lineRule="auto"/>
+        <w:spacing w:before="160" w:after="40"/>
+        <w:jc w:val="center"/>
+      </w:pPr>
+      <w:r>
+        <w:drawing>
+          <wp:inline xmlns:a="http://schemas.openxmlformats.org/drawingml/2006/main" xmlns:pic="http://schemas.openxmlformats.org/drawingml/2006/picture">
+            <wp:extent cx="5903999" cy="3473519"/>
+            <wp:docPr id="3" name="Picture 3"/>
+            <wp:cNvGraphicFramePr>
+              <a:graphicFrameLocks noChangeAspect="1"/>
+            </wp:cNvGraphicFramePr>
+            <a:graphic>
+              <a:graphicData uri="http://schemas.openxmlformats.org/drawingml/2006/picture">
+                <pic:pic>
+                  <pic:nvPicPr>
+                    <pic:cNvPr id="0" name="fig03-12-budget.png"/>
+                    <pic:cNvPicPr/>
+                  </pic:nvPicPr>
+                  <pic:blipFill>
+                    <a:blip r:embed="rId11"/>
+                    <a:stretch>
+                      <a:fillRect/>
+                    </a:stretch>
+                  </pic:blipFill>
+                  <pic:spPr>
+                    <a:xfrm>
+                      <a:off x="0" y="0"/>
+                      <a:ext cx="5903999" cy="3473519"/>
+                    </a:xfrm>
+                    <a:prstGeom prst="rect"/>
+                  </pic:spPr>
+                </pic:pic>
+              </a:graphicData>
+            </a:graphic>
+          </wp:inline>
+        </w:drawing>
+      </w:r>
+    </w:p>
+    <w:p>
+      <w:pPr>
+        <w:spacing w:after="200" w:line="283" w:lineRule="auto"/>
+        <w:jc w:val="center"/>
       </w:pPr>
       <w:r>
         <w:rPr>
           <w:b w:val="0"/>
-          <w:i w:val="0"/>
-          <w:sz w:val="21"/>
+          <w:i/>
+          <w:color w:val="6B7280"/>
+          <w:sz w:val="18"/>
         </w:rPr>
-        <w:t>Each line shows four figures side by side — approved, spent, committed, remaining — and the remaining one is coloured: green has room, amber is close, red is over.</w:t>
+        <w:t xml:space="preserve">One row per project. </w:t>
+      </w:r>
+      <w:r>
+        <w:rPr>
+          <w:b/>
+          <w:i/>
+          <w:color w:val="6B7280"/>
+          <w:sz w:val="18"/>
+        </w:rPr>
+        <w:t>Balance</w:t>
+      </w:r>
+      <w:r>
+        <w:rPr>
+          <w:b w:val="0"/>
+          <w:i/>
+          <w:color w:val="6B7280"/>
+          <w:sz w:val="18"/>
+        </w:rPr>
+        <w:t xml:space="preserve"> ignores what is committed; </w:t>
+      </w:r>
+      <w:r>
+        <w:rPr>
+          <w:b/>
+          <w:i/>
+          <w:color w:val="6B7280"/>
+          <w:sz w:val="18"/>
+        </w:rPr>
+        <w:t>Available</w:t>
+      </w:r>
+      <w:r>
+        <w:rPr>
+          <w:b w:val="0"/>
+          <w:i/>
+          <w:color w:val="6B7280"/>
+          <w:sz w:val="18"/>
+        </w:rPr>
+        <w:t xml:space="preserve"> subtracts it, which is the figure to use when deciding whether there is room for something new. Church planting here has RM1,250 left on paper and is RM550 short once the voucher already in the chain is counted. Every figure in this picture is invented.</w:t>
       </w:r>
     </w:p>
     <w:tbl>
@@ -1397,7 +1475,7 @@
         <w:drawing>
           <wp:inline xmlns:a="http://schemas.openxmlformats.org/drawingml/2006/main" xmlns:pic="http://schemas.openxmlformats.org/drawingml/2006/picture">
             <wp:extent cx="5903999" cy="3237359"/>
-            <wp:docPr id="3" name="Picture 3"/>
+            <wp:docPr id="4" name="Picture 4"/>
             <wp:cNvGraphicFramePr>
               <a:graphicFrameLocks noChangeAspect="1"/>
             </wp:cNvGraphicFramePr>
@@ -1405,11 +1483,11 @@
               <a:graphicData uri="http://schemas.openxmlformats.org/drawingml/2006/picture">
                 <pic:pic>
                   <pic:nvPicPr>
-                    <pic:cNvPr id="0" name="fig03-03-request-desktop.png"/>
+                    <pic:cNvPr id="0" name="fig04-03-request-desktop.png"/>
                     <pic:cNvPicPr/>
                   </pic:nvPicPr>
                   <pic:blipFill>
-                    <a:blip r:embed="rId11"/>
+                    <a:blip r:embed="rId12"/>
                     <a:stretch>
                       <a:fillRect/>
                     </a:stretch>

--- a/docs/guides/exco.docx
+++ b/docs/guides/exco.docx
@@ -68,14 +68,10 @@
       </w:fldSimple>
     </w:p>
     <w:p>
-      <w:r>
-        <w:br w:type="page"/>
-      </w:r>
-    </w:p>
-    <w:p>
       <w:pPr>
         <w:pStyle w:val="Heading1"/>
-        <w:spacing w:before="80" w:after="120"/>
+        <w:spacing w:before="440" w:after="120"/>
+        <w:keepNext/>
       </w:pPr>
       <w:r>
         <w:rPr>
@@ -97,7 +93,130 @@
           <w:color w:val="3A4A60"/>
           <w:sz w:val="24"/>
         </w:rPr>
-        <w:t>The app lives at one address. There is no password to remember and none to lose — you sign in either with your church Google account, or with a link emailed to you.</w:t>
+        <w:t>There is no password to remember and none to lose. You sign in with a Google account, and the church decides which address that is.</w:t>
+      </w:r>
+    </w:p>
+    <w:p>
+      <w:pPr>
+        <w:pStyle w:val="ListNumber"/>
+        <w:numPr>
+          <w:ilvl w:val="0"/>
+          <w:numId w:val="10"/>
+        </w:numPr>
+        <w:spacing w:after="40"/>
+      </w:pPr>
+      <w:r>
+        <w:rPr>
+          <w:b/>
+          <w:i w:val="0"/>
+          <w:sz w:val="21"/>
+        </w:rPr>
+        <w:t>Go to the address below.</w:t>
+      </w:r>
+    </w:p>
+    <w:p>
+      <w:pPr>
+        <w:spacing w:after="120"/>
+        <w:ind w:left="510"/>
+      </w:pPr>
+      <w:r>
+        <w:rPr>
+          <w:b w:val="0"/>
+          <w:i w:val="0"/>
+          <w:color w:val="6B7280"/>
+          <w:sz w:val="19"/>
+        </w:rPr>
+        <w:t>Any browser, on a phone or a computer. Bookmark it the first time and you will not have to type it again.</w:t>
+      </w:r>
+    </w:p>
+    <w:p>
+      <w:pPr>
+        <w:pStyle w:val="ListNumber"/>
+        <w:spacing w:after="40"/>
+      </w:pPr>
+      <w:r>
+        <w:rPr>
+          <w:b/>
+          <w:i w:val="0"/>
+          <w:sz w:val="21"/>
+        </w:rPr>
+        <w:t xml:space="preserve">Press </w:t>
+      </w:r>
+      <w:r>
+        <w:rPr>
+          <w:b/>
+          <w:i/>
+          <w:sz w:val="21"/>
+        </w:rPr>
+        <w:t>Sign in with Google</w:t>
+      </w:r>
+      <w:r>
+        <w:rPr>
+          <w:b/>
+          <w:i w:val="0"/>
+          <w:sz w:val="21"/>
+        </w:rPr>
+        <w:t>.</w:t>
+      </w:r>
+    </w:p>
+    <w:p>
+      <w:pPr>
+        <w:spacing w:after="120"/>
+        <w:ind w:left="510"/>
+      </w:pPr>
+      <w:r>
+        <w:rPr>
+          <w:b w:val="0"/>
+          <w:i w:val="0"/>
+          <w:color w:val="6B7280"/>
+          <w:sz w:val="19"/>
+        </w:rPr>
+        <w:t>One tap, the same as opening your church email.</w:t>
+      </w:r>
+    </w:p>
+    <w:p>
+      <w:pPr>
+        <w:pStyle w:val="ListNumber"/>
+        <w:spacing w:after="40"/>
+      </w:pPr>
+      <w:r>
+        <w:rPr>
+          <w:b/>
+          <w:i w:val="0"/>
+          <w:sz w:val="21"/>
+        </w:rPr>
+        <w:t xml:space="preserve">Use your </w:t>
+      </w:r>
+      <w:r>
+        <w:rPr>
+          <w:b/>
+          <w:i w:val="0"/>
+          <w:sz w:val="21"/>
+        </w:rPr>
+        <w:t>@lcm.org.my</w:t>
+      </w:r>
+      <w:r>
+        <w:rPr>
+          <w:b/>
+          <w:i w:val="0"/>
+          <w:sz w:val="21"/>
+        </w:rPr>
+        <w:t xml:space="preserve"> Google account.</w:t>
+      </w:r>
+    </w:p>
+    <w:p>
+      <w:pPr>
+        <w:spacing w:after="120"/>
+        <w:ind w:left="510"/>
+      </w:pPr>
+      <w:r>
+        <w:rPr>
+          <w:b w:val="0"/>
+          <w:i w:val="0"/>
+          <w:color w:val="6B7280"/>
+          <w:sz w:val="19"/>
+        </w:rPr>
+        <w:t>That is the address the church knows you by, and the one your approvals are recorded against.</w:t>
       </w:r>
     </w:p>
     <w:p>
@@ -131,20 +250,58 @@
         <w:t xml:space="preserve"> </w:t>
       </w:r>
     </w:p>
+    <w:tbl>
+      <w:tblPr>
+        <w:tblW w:type="auto" w:w="0"/>
+        <w:tblLayout w:type="fixed"/>
+        <w:tblLook w:firstColumn="1" w:firstRow="1" w:lastColumn="0" w:lastRow="0" w:noHBand="0" w:noVBand="1" w:val="04A0"/>
+      </w:tblPr>
+      <w:tblGrid>
+        <w:gridCol w:w="9298"/>
+      </w:tblGrid>
+      <w:tr>
+        <w:trPr>
+          <w:cantSplit/>
+        </w:trPr>
+        <w:tc>
+          <w:tcPr>
+            <w:tcW w:type="dxa" w:w="9298"/>
+            <w:shd w:val="clear" w:fill="EEF4FD"/>
+            <w:tcBorders>
+              <w:top w:val="nil"/>
+              <w:bottom w:val="nil"/>
+              <w:right w:val="nil"/>
+              <w:left w:val="single" w:sz="18" w:color="2F5B9C"/>
+            </w:tcBorders>
+          </w:tcPr>
+          <w:p>
+            <w:pPr>
+              <w:spacing w:after="60" w:line="276" w:lineRule="auto"/>
+            </w:pPr>
+            <w:r>
+              <w:rPr>
+                <w:b/>
+                <w:i w:val="0"/>
+                <w:sz w:val="20"/>
+              </w:rPr>
+              <w:t>No @lcm.org.my address?</w:t>
+            </w:r>
+            <w:r>
+              <w:rPr>
+                <w:b w:val="0"/>
+                <w:i w:val="0"/>
+                <w:sz w:val="20"/>
+              </w:rPr>
+              <w:t xml:space="preserve"> Contact the LCM team and they will grant access to the personal email address you prefer to sign in with. This is usually the case for volunteers, who serve the church without being employed by it. Once they have granted it, sign in with Google using that address.</w:t>
+            </w:r>
+          </w:p>
+        </w:tc>
+      </w:tr>
+    </w:tbl>
     <w:p>
       <w:pPr>
-        <w:spacing w:after="200" w:line="283" w:lineRule="auto"/>
-        <w:jc w:val="center"/>
+        <w:spacing w:after="80"/>
       </w:pPr>
-      <w:r>
-        <w:rPr>
-          <w:b w:val="0"/>
-          <w:i/>
-          <w:color w:val="6B7280"/>
-          <w:sz w:val="18"/>
-        </w:rPr>
-        <w:t>Open it in any browser, on a phone or a computer. Bookmark it the first time and you will not have to type it again.</w:t>
-      </w:r>
     </w:p>
     <w:p>
       <w:pPr>
@@ -198,7 +355,7 @@
           <w:color w:val="6B7280"/>
           <w:sz w:val="18"/>
         </w:rPr>
-        <w:t xml:space="preserve">The sign-in screen. Which button is yours depends only on whether the church has given you an </w:t>
+        <w:t xml:space="preserve">The sign-in screen. </w:t>
       </w:r>
       <w:r>
         <w:rPr>
@@ -207,7 +364,7 @@
           <w:color w:val="6B7280"/>
           <w:sz w:val="18"/>
         </w:rPr>
-        <w:t>@lcm.org.my</w:t>
+        <w:t>Sign in with Google</w:t>
       </w:r>
       <w:r>
         <w:rPr>
@@ -216,142 +373,14 @@
           <w:color w:val="6B7280"/>
           <w:sz w:val="18"/>
         </w:rPr>
-        <w:t xml:space="preserve"> mailbox.</w:t>
+        <w:t xml:space="preserve"> is the one to use.</w:t>
       </w:r>
-    </w:p>
-    <w:p>
-      <w:pPr>
-        <w:spacing w:after="100"/>
-        <w:ind w:left="510" w:hanging="510"/>
-      </w:pPr>
-      <w:r>
-        <w:rPr>
-          <w:b/>
-          <w:color w:val="C2410C"/>
-          <w:sz w:val="21"/>
-        </w:rPr>
-        <w:t xml:space="preserve">1   </w:t>
-      </w:r>
-      <w:r>
-        <w:rPr>
-          <w:b/>
-          <w:i w:val="0"/>
-          <w:sz w:val="21"/>
-        </w:rPr>
-        <w:t>Sign in with Google</w:t>
-      </w:r>
-      <w:r>
-        <w:rPr>
-          <w:b w:val="0"/>
-          <w:i w:val="0"/>
-          <w:sz w:val="21"/>
-        </w:rPr>
-        <w:t xml:space="preserve"> — if you have an </w:t>
-      </w:r>
-      <w:r>
-        <w:rPr>
-          <w:b/>
-          <w:i w:val="0"/>
-          <w:sz w:val="21"/>
-        </w:rPr>
-        <w:t>@lcm.org.my</w:t>
-      </w:r>
-      <w:r>
-        <w:rPr>
-          <w:b w:val="0"/>
-          <w:i w:val="0"/>
-          <w:sz w:val="21"/>
-        </w:rPr>
-        <w:t xml:space="preserve"> address. One tap, the same as opening your church email. Nothing to type.</w:t>
-      </w:r>
-    </w:p>
-    <w:p>
-      <w:pPr>
-        <w:spacing w:after="100"/>
-        <w:ind w:left="510" w:hanging="510"/>
-      </w:pPr>
-      <w:r>
-        <w:rPr>
-          <w:b/>
-          <w:color w:val="C2410C"/>
-          <w:sz w:val="21"/>
-        </w:rPr>
-        <w:t xml:space="preserve">2   </w:t>
-      </w:r>
-      <w:r>
-        <w:rPr>
-          <w:b/>
-          <w:i w:val="0"/>
-          <w:sz w:val="21"/>
-        </w:rPr>
-        <w:t>Sign in with email link</w:t>
-      </w:r>
-      <w:r>
-        <w:rPr>
-          <w:b w:val="0"/>
-          <w:i w:val="0"/>
-          <w:sz w:val="21"/>
-        </w:rPr>
-        <w:t xml:space="preserve"> — if you do not. Type the address the church holds for you, and a link arrives in your inbox. Click it and you are in. The link is yours alone and stops working once used, so do not forward it.</w:t>
-      </w:r>
-    </w:p>
-    <w:tbl>
-      <w:tblPr>
-        <w:tblW w:type="auto" w:w="0"/>
-        <w:tblLayout w:type="fixed"/>
-        <w:tblLook w:firstColumn="1" w:firstRow="1" w:lastColumn="0" w:lastRow="0" w:noHBand="0" w:noVBand="1" w:val="04A0"/>
-      </w:tblPr>
-      <w:tblGrid>
-        <w:gridCol w:w="9298"/>
-      </w:tblGrid>
-      <w:tr>
-        <w:trPr>
-          <w:cantSplit/>
-        </w:trPr>
-        <w:tc>
-          <w:tcPr>
-            <w:tcW w:type="dxa" w:w="9298"/>
-            <w:shd w:val="clear" w:fill="EEF4FD"/>
-            <w:tcBorders>
-              <w:top w:val="nil"/>
-              <w:bottom w:val="nil"/>
-              <w:right w:val="nil"/>
-              <w:left w:val="single" w:sz="18" w:color="2F5B9C"/>
-            </w:tcBorders>
-          </w:tcPr>
-          <w:p>
-            <w:pPr>
-              <w:spacing w:after="60" w:line="276" w:lineRule="auto"/>
-            </w:pPr>
-            <w:r>
-              <w:rPr>
-                <w:b/>
-                <w:i w:val="0"/>
-                <w:sz w:val="20"/>
-              </w:rPr>
-              <w:t>Nothing arrives?</w:t>
-            </w:r>
-            <w:r>
-              <w:rPr>
-                <w:b w:val="0"/>
-                <w:i w:val="0"/>
-                <w:sz w:val="20"/>
-              </w:rPr>
-              <w:t xml:space="preserve"> Check that the address the church has for you can actually receive email. A mailbox that was never really set up is the usual reason a link never comes — ask the HQ office to correct it, rather than asking for the link again.</w:t>
-            </w:r>
-          </w:p>
-        </w:tc>
-      </w:tr>
-    </w:tbl>
-    <w:p>
-      <w:pPr>
-        <w:spacing w:after="80"/>
-      </w:pPr>
     </w:p>
     <w:p>
       <w:pPr>
         <w:pStyle w:val="Heading2"/>
         <w:spacing w:before="240" w:after="120"/>
+        <w:keepNext/>
       </w:pPr>
       <w:r>
         <w:rPr>
@@ -359,7 +388,7 @@
           <w:color w:val="1C2738"/>
           <w:sz w:val="25"/>
         </w:rPr>
-        <w:t>The first time</w:t>
+        <w:t>If the app looks emptier than this guide describes</w:t>
       </w:r>
     </w:p>
     <w:p>
@@ -372,34 +401,14 @@
           <w:i w:val="0"/>
           <w:sz w:val="21"/>
         </w:rPr>
-        <w:t xml:space="preserve">You do not create an account and you do not wait for one. Sign in, and the system records your address as a </w:t>
-      </w:r>
-      <w:r>
-        <w:rPr>
-          <w:b/>
-          <w:i w:val="0"/>
-          <w:sz w:val="21"/>
-        </w:rPr>
-        <w:t>Guest</w:t>
-      </w:r>
-      <w:r>
-        <w:rPr>
-          <w:b w:val="0"/>
-          <w:i w:val="0"/>
-          <w:sz w:val="21"/>
-        </w:rPr>
-        <w:t xml:space="preserve"> — enough to claim money back and to read the church directory. Your proper role is set by the HQ office, usually the same day. If the app looks emptier than this guide describes, that is why: ask them to set your role, then sign in again.</w:t>
-      </w:r>
-    </w:p>
-    <w:p>
-      <w:r>
-        <w:br w:type="page"/>
+        <w:t>Your role has not been set yet. Signing in gets you through the door; what you may do once inside is recorded by the HQ office, usually the same day. Ask them to set it, then sign in again.</w:t>
       </w:r>
     </w:p>
     <w:p>
       <w:pPr>
         <w:pStyle w:val="Heading1"/>
-        <w:spacing w:before="80" w:after="120"/>
+        <w:spacing w:before="440" w:after="120"/>
+        <w:keepNext/>
       </w:pPr>
       <w:r>
         <w:rPr>
@@ -445,7 +454,7 @@
       <w:r>
         <w:drawing>
           <wp:inline xmlns:a="http://schemas.openxmlformats.org/drawingml/2006/main" xmlns:pic="http://schemas.openxmlformats.org/drawingml/2006/picture">
-            <wp:extent cx="2700000" cy="6364285"/>
+            <wp:extent cx="2367272" cy="5579998"/>
             <wp:docPr id="2" name="Picture 2"/>
             <wp:cNvGraphicFramePr>
               <a:graphicFrameLocks noChangeAspect="1"/>
@@ -466,7 +475,7 @@
                   <pic:spPr>
                     <a:xfrm>
                       <a:off x="0" y="0"/>
-                      <a:ext cx="2700000" cy="6364285"/>
+                      <a:ext cx="2367272" cy="5579998"/>
                     </a:xfrm>
                     <a:prstGeom prst="rect"/>
                   </pic:spPr>
@@ -546,14 +555,10 @@
       </w:pPr>
     </w:p>
     <w:p>
-      <w:r>
-        <w:br w:type="page"/>
-      </w:r>
-    </w:p>
-    <w:p>
       <w:pPr>
         <w:pStyle w:val="Heading1"/>
-        <w:spacing w:before="80" w:after="120"/>
+        <w:spacing w:before="440" w:after="120"/>
+        <w:keepNext/>
       </w:pPr>
       <w:r>
         <w:rPr>
@@ -626,6 +631,10 @@
     <w:p>
       <w:pPr>
         <w:pStyle w:val="ListNumber"/>
+        <w:numPr>
+          <w:ilvl w:val="0"/>
+          <w:numId w:val="11"/>
+        </w:numPr>
         <w:spacing w:after="40"/>
       </w:pPr>
       <w:r>
@@ -770,6 +779,7 @@
       <w:pPr>
         <w:pStyle w:val="Heading2"/>
         <w:spacing w:before="240" w:after="120"/>
+        <w:keepNext/>
       </w:pPr>
       <w:r>
         <w:rPr>
@@ -823,14 +833,10 @@
       </w:r>
     </w:p>
     <w:p>
-      <w:r>
-        <w:br w:type="page"/>
-      </w:r>
-    </w:p>
-    <w:p>
       <w:pPr>
         <w:pStyle w:val="Heading1"/>
-        <w:spacing w:before="80" w:after="120"/>
+        <w:spacing w:before="440" w:after="120"/>
+        <w:keepNext/>
       </w:pPr>
       <w:r>
         <w:rPr>
@@ -1047,14 +1053,10 @@
       </w:pPr>
     </w:p>
     <w:p>
-      <w:r>
-        <w:br w:type="page"/>
-      </w:r>
-    </w:p>
-    <w:p>
       <w:pPr>
         <w:pStyle w:val="Heading1"/>
-        <w:spacing w:before="80" w:after="120"/>
+        <w:spacing w:before="440" w:after="120"/>
+        <w:keepNext/>
       </w:pPr>
       <w:r>
         <w:rPr>
@@ -1083,6 +1085,7 @@
       <w:pPr>
         <w:pStyle w:val="Heading2"/>
         <w:spacing w:before="240" w:after="120"/>
+        <w:keepNext/>
       </w:pPr>
       <w:r>
         <w:rPr>
@@ -1096,6 +1099,10 @@
     <w:p>
       <w:pPr>
         <w:pStyle w:val="ListNumber"/>
+        <w:numPr>
+          <w:ilvl w:val="0"/>
+          <w:numId w:val="12"/>
+        </w:numPr>
         <w:spacing w:after="40"/>
       </w:pPr>
       <w:r>
@@ -1185,6 +1192,7 @@
       <w:pPr>
         <w:pStyle w:val="Heading2"/>
         <w:spacing w:before="240" w:after="120"/>
+        <w:keepNext/>
       </w:pPr>
       <w:r>
         <w:rPr>
@@ -1262,14 +1270,10 @@
       </w:pPr>
     </w:p>
     <w:p>
-      <w:r>
-        <w:br w:type="page"/>
-      </w:r>
-    </w:p>
-    <w:p>
       <w:pPr>
         <w:pStyle w:val="Heading1"/>
-        <w:spacing w:before="80" w:after="120"/>
+        <w:spacing w:before="440" w:after="120"/>
+        <w:keepNext/>
       </w:pPr>
       <w:r>
         <w:rPr>
@@ -1315,6 +1319,10 @@
     <w:p>
       <w:pPr>
         <w:pStyle w:val="ListNumber"/>
+        <w:numPr>
+          <w:ilvl w:val="0"/>
+          <w:numId w:val="13"/>
+        </w:numPr>
         <w:spacing w:after="40"/>
       </w:pPr>
       <w:r>
@@ -1525,6 +1533,7 @@
       <w:pPr>
         <w:pStyle w:val="Heading2"/>
         <w:spacing w:before="240" w:after="120"/>
+        <w:keepNext/>
       </w:pPr>
       <w:r>
         <w:rPr>
@@ -1618,14 +1627,10 @@
       </w:pPr>
     </w:p>
     <w:p>
-      <w:r>
-        <w:br w:type="page"/>
-      </w:r>
-    </w:p>
-    <w:p>
       <w:pPr>
         <w:pStyle w:val="Heading1"/>
-        <w:spacing w:before="80" w:after="120"/>
+        <w:spacing w:before="440" w:after="120"/>
+        <w:keepNext/>
       </w:pPr>
       <w:r>
         <w:rPr>
@@ -1765,14 +1770,10 @@
       </w:pPr>
     </w:p>
     <w:p>
-      <w:r>
-        <w:br w:type="page"/>
-      </w:r>
-    </w:p>
-    <w:p>
       <w:pPr>
         <w:pStyle w:val="Heading1"/>
-        <w:spacing w:before="80" w:after="120"/>
+        <w:spacing w:before="440" w:after="120"/>
+        <w:keepNext/>
       </w:pPr>
       <w:r>
         <w:rPr>
@@ -1801,6 +1802,7 @@
       <w:pPr>
         <w:pStyle w:val="Heading2"/>
         <w:spacing w:before="240" w:after="120"/>
+        <w:keepNext/>
       </w:pPr>
       <w:r>
         <w:rPr>
@@ -1828,6 +1830,7 @@
       <w:pPr>
         <w:pStyle w:val="Heading2"/>
         <w:spacing w:before="240" w:after="120"/>
+        <w:keepNext/>
       </w:pPr>
       <w:r>
         <w:rPr>
@@ -1855,6 +1858,7 @@
       <w:pPr>
         <w:pStyle w:val="Heading2"/>
         <w:spacing w:before="240" w:after="120"/>
+        <w:keepNext/>
       </w:pPr>
       <w:r>
         <w:rPr>
@@ -1964,9 +1968,9 @@
       </w:pPr>
     </w:p>
     <w:p>
-      <w:r>
-        <w:br w:type="page"/>
-      </w:r>
+      <w:pPr>
+        <w:spacing w:before="520" w:after="0"/>
+      </w:pPr>
     </w:p>
     <w:p>
       <w:pPr>
@@ -2209,6 +2213,30 @@
   </w:num>
   <w:num w:numId="9">
     <w:abstractNumId w:val="0"/>
+  </w:num>
+  <w:num w:numId="10">
+    <w:abstractNumId w:val="7"/>
+    <w:lvlOverride w:ilvl="0">
+      <w:startOverride w:val="1"/>
+    </w:lvlOverride>
+  </w:num>
+  <w:num w:numId="11">
+    <w:abstractNumId w:val="7"/>
+    <w:lvlOverride w:ilvl="0">
+      <w:startOverride w:val="1"/>
+    </w:lvlOverride>
+  </w:num>
+  <w:num w:numId="12">
+    <w:abstractNumId w:val="7"/>
+    <w:lvlOverride w:ilvl="0">
+      <w:startOverride w:val="1"/>
+    </w:lvlOverride>
+  </w:num>
+  <w:num w:numId="13">
+    <w:abstractNumId w:val="7"/>
+    <w:lvlOverride w:ilvl="0">
+      <w:startOverride w:val="1"/>
+    </w:lvlOverride>
   </w:num>
 </w:numbering>
 </file>

--- a/docs/guides/exco.docx
+++ b/docs/guides/exco.docx
@@ -33,42 +33,6 @@
     </w:p>
     <w:p>
       <w:pPr>
-        <w:spacing w:after="320" w:line="283" w:lineRule="auto"/>
-      </w:pPr>
-      <w:r>
-        <w:rPr>
-          <w:b w:val="0"/>
-          <w:i w:val="0"/>
-          <w:color w:val="3A4A60"/>
-          <w:sz w:val="23"/>
-        </w:rPr>
-        <w:t>You hold a portfolio — Mission, Education, Orang Asli, Stewardship or another. Money spent in your ministry’s name passes your desk, and its budget is yours to propose and to watch. This is what that looks like in the app.</w:t>
-      </w:r>
-    </w:p>
-    <w:p>
-      <w:pPr>
-        <w:spacing w:after="80" w:line="283" w:lineRule="auto"/>
-      </w:pPr>
-      <w:r>
-        <w:rPr>
-          <w:b/>
-          <w:i w:val="0"/>
-          <w:color w:val="2F5B9C"/>
-          <w:sz w:val="26"/>
-        </w:rPr>
-        <w:t>Contents</w:t>
-      </w:r>
-    </w:p>
-    <w:p>
-      <w:r/>
-      <w:fldSimple w:instr="TOC \o &quot;1-2&quot; \h \z \u">
-        <w:r>
-          <w:t>Right-click here and choose Update Field to build the contents.</w:t>
-        </w:r>
-      </w:fldSimple>
-    </w:p>
-    <w:p>
-      <w:pPr>
         <w:pStyle w:val="Heading1"/>
         <w:spacing w:before="440" w:after="120"/>
         <w:keepNext/>
@@ -84,16 +48,103 @@
     </w:p>
     <w:p>
       <w:pPr>
-        <w:spacing w:after="200" w:line="283" w:lineRule="auto"/>
+        <w:spacing w:after="120" w:line="283" w:lineRule="auto"/>
       </w:pPr>
       <w:r>
         <w:rPr>
           <w:b w:val="0"/>
           <w:i w:val="0"/>
-          <w:color w:val="3A4A60"/>
-          <w:sz w:val="24"/>
+          <w:sz w:val="21"/>
         </w:rPr>
-        <w:t>There is no password to remember and none to lose. You sign in with a Google account, and the church decides which address that is.</w:t>
+        <w:t xml:space="preserve"> </w:t>
+      </w:r>
+      <w:r>
+        <w:rPr>
+          <w:rFonts w:ascii="Consolas" w:hAnsi="Consolas"/>
+          <w:b w:val="0"/>
+          <w:i w:val="0"/>
+          <w:color w:val="2F5B9C"/>
+          <w:sz w:val="21"/>
+        </w:rPr>
+        <w:t>finance-pv.vercel.app</w:t>
+      </w:r>
+      <w:r>
+        <w:rPr>
+          <w:b w:val="0"/>
+          <w:i w:val="0"/>
+          <w:sz w:val="21"/>
+        </w:rPr>
+        <w:t xml:space="preserve"> </w:t>
+      </w:r>
+    </w:p>
+    <w:p>
+      <w:pPr>
+        <w:spacing w:after="200" w:line="283" w:lineRule="auto"/>
+        <w:jc w:val="center"/>
+      </w:pPr>
+      <w:r>
+        <w:rPr>
+          <w:b w:val="0"/>
+          <w:i/>
+          <w:color w:val="6B7280"/>
+          <w:sz w:val="18"/>
+        </w:rPr>
+        <w:t>Open it in any browser, on a phone or a computer. Bookmark it the first time and you will not have to type it again.</w:t>
+      </w:r>
+    </w:p>
+    <w:p>
+      <w:pPr>
+        <w:spacing w:before="160" w:after="40"/>
+        <w:jc w:val="center"/>
+      </w:pPr>
+      <w:r>
+        <w:drawing>
+          <wp:inline xmlns:a="http://schemas.openxmlformats.org/drawingml/2006/main" xmlns:pic="http://schemas.openxmlformats.org/drawingml/2006/picture">
+            <wp:extent cx="5903999" cy="3749039"/>
+            <wp:docPr id="1" name="Picture 1"/>
+            <wp:cNvGraphicFramePr>
+              <a:graphicFrameLocks noChangeAspect="1"/>
+            </wp:cNvGraphicFramePr>
+            <a:graphic>
+              <a:graphicData uri="http://schemas.openxmlformats.org/drawingml/2006/picture">
+                <pic:pic>
+                  <pic:nvPicPr>
+                    <pic:cNvPr id="0" name="fig01-01-sign-in.png"/>
+                    <pic:cNvPicPr/>
+                  </pic:nvPicPr>
+                  <pic:blipFill>
+                    <a:blip r:embed="rId9"/>
+                    <a:stretch>
+                      <a:fillRect/>
+                    </a:stretch>
+                  </pic:blipFill>
+                  <pic:spPr>
+                    <a:xfrm>
+                      <a:off x="0" y="0"/>
+                      <a:ext cx="5903999" cy="3749039"/>
+                    </a:xfrm>
+                    <a:prstGeom prst="rect"/>
+                  </pic:spPr>
+                </pic:pic>
+              </a:graphicData>
+            </a:graphic>
+          </wp:inline>
+        </w:drawing>
+      </w:r>
+    </w:p>
+    <w:p>
+      <w:pPr>
+        <w:spacing w:after="200" w:line="283" w:lineRule="auto"/>
+        <w:jc w:val="center"/>
+      </w:pPr>
+      <w:r>
+        <w:rPr>
+          <w:b w:val="0"/>
+          <w:i/>
+          <w:color w:val="6B7280"/>
+          <w:sz w:val="18"/>
+        </w:rPr>
+        <w:t>This is what you will see.</w:t>
       </w:r>
     </w:p>
     <w:p>
@@ -103,35 +154,6 @@
           <w:ilvl w:val="0"/>
           <w:numId w:val="10"/>
         </w:numPr>
-        <w:spacing w:after="40"/>
-      </w:pPr>
-      <w:r>
-        <w:rPr>
-          <w:b/>
-          <w:i w:val="0"/>
-          <w:sz w:val="21"/>
-        </w:rPr>
-        <w:t>Go to the address below.</w:t>
-      </w:r>
-    </w:p>
-    <w:p>
-      <w:pPr>
-        <w:spacing w:after="120"/>
-        <w:ind w:left="510"/>
-      </w:pPr>
-      <w:r>
-        <w:rPr>
-          <w:b w:val="0"/>
-          <w:i w:val="0"/>
-          <w:color w:val="6B7280"/>
-          <w:sz w:val="19"/>
-        </w:rPr>
-        <w:t>Any browser, on a phone or a computer. Bookmark it the first time and you will not have to type it again.</w:t>
-      </w:r>
-    </w:p>
-    <w:p>
-      <w:pPr>
-        <w:pStyle w:val="ListNumber"/>
         <w:spacing w:after="40"/>
       </w:pPr>
       <w:r>
@@ -171,7 +193,7 @@
           <w:color w:val="6B7280"/>
           <w:sz w:val="19"/>
         </w:rPr>
-        <w:t>One tap, the same as opening your church email.</w:t>
+        <w:t>One tap, the same as opening your church email. Nothing to type.</w:t>
       </w:r>
     </w:p>
     <w:p>
@@ -217,37 +239,6 @@
           <w:sz w:val="19"/>
         </w:rPr>
         <w:t>That is the address the church knows you by, and the one your approvals are recorded against.</w:t>
-      </w:r>
-    </w:p>
-    <w:p>
-      <w:pPr>
-        <w:spacing w:after="120" w:line="283" w:lineRule="auto"/>
-      </w:pPr>
-      <w:r>
-        <w:rPr>
-          <w:b w:val="0"/>
-          <w:i w:val="0"/>
-          <w:sz w:val="21"/>
-        </w:rPr>
-        <w:t xml:space="preserve"> </w:t>
-      </w:r>
-      <w:r>
-        <w:rPr>
-          <w:rFonts w:ascii="Consolas" w:hAnsi="Consolas"/>
-          <w:b w:val="0"/>
-          <w:i w:val="0"/>
-          <w:color w:val="2F5B9C"/>
-          <w:sz w:val="21"/>
-        </w:rPr>
-        <w:t>finance-pv.vercel.app</w:t>
-      </w:r>
-      <w:r>
-        <w:rPr>
-          <w:b w:val="0"/>
-          <w:i w:val="0"/>
-          <w:sz w:val="21"/>
-        </w:rPr>
-        <w:t xml:space="preserve"> </w:t>
       </w:r>
     </w:p>
     <w:tbl>
@@ -302,79 +293,6 @@
       <w:pPr>
         <w:spacing w:after="80"/>
       </w:pPr>
-    </w:p>
-    <w:p>
-      <w:pPr>
-        <w:spacing w:before="160" w:after="40"/>
-        <w:jc w:val="center"/>
-      </w:pPr>
-      <w:r>
-        <w:drawing>
-          <wp:inline xmlns:a="http://schemas.openxmlformats.org/drawingml/2006/main" xmlns:pic="http://schemas.openxmlformats.org/drawingml/2006/picture">
-            <wp:extent cx="5903999" cy="3749039"/>
-            <wp:docPr id="1" name="Picture 1"/>
-            <wp:cNvGraphicFramePr>
-              <a:graphicFrameLocks noChangeAspect="1"/>
-            </wp:cNvGraphicFramePr>
-            <a:graphic>
-              <a:graphicData uri="http://schemas.openxmlformats.org/drawingml/2006/picture">
-                <pic:pic>
-                  <pic:nvPicPr>
-                    <pic:cNvPr id="0" name="fig01-01-sign-in.png"/>
-                    <pic:cNvPicPr/>
-                  </pic:nvPicPr>
-                  <pic:blipFill>
-                    <a:blip r:embed="rId9"/>
-                    <a:stretch>
-                      <a:fillRect/>
-                    </a:stretch>
-                  </pic:blipFill>
-                  <pic:spPr>
-                    <a:xfrm>
-                      <a:off x="0" y="0"/>
-                      <a:ext cx="5903999" cy="3749039"/>
-                    </a:xfrm>
-                    <a:prstGeom prst="rect"/>
-                  </pic:spPr>
-                </pic:pic>
-              </a:graphicData>
-            </a:graphic>
-          </wp:inline>
-        </w:drawing>
-      </w:r>
-    </w:p>
-    <w:p>
-      <w:pPr>
-        <w:spacing w:after="200" w:line="283" w:lineRule="auto"/>
-        <w:jc w:val="center"/>
-      </w:pPr>
-      <w:r>
-        <w:rPr>
-          <w:b w:val="0"/>
-          <w:i/>
-          <w:color w:val="6B7280"/>
-          <w:sz w:val="18"/>
-        </w:rPr>
-        <w:t xml:space="preserve">The sign-in screen. </w:t>
-      </w:r>
-      <w:r>
-        <w:rPr>
-          <w:b/>
-          <w:i/>
-          <w:color w:val="6B7280"/>
-          <w:sz w:val="18"/>
-        </w:rPr>
-        <w:t>Sign in with Google</w:t>
-      </w:r>
-      <w:r>
-        <w:rPr>
-          <w:b w:val="0"/>
-          <w:i/>
-          <w:color w:val="6B7280"/>
-          <w:sz w:val="18"/>
-        </w:rPr>
-        <w:t xml:space="preserve"> is the one to use.</w:t>
-      </w:r>
     </w:p>
     <w:p>
       <w:pPr>

--- a/docs/guides/exco.docx
+++ b/docs/guides/exco.docx
@@ -13,7 +13,7 @@
           <w:color w:val="2F5B9C"/>
           <w:sz w:val="19"/>
         </w:rPr>
-        <w:t>LUTHERAN CHURCH IN MALAYSIA · LCM FINANCE</w:t>
+        <w:t>LUTHERAN CHURCH IN MALAYSIA · LCM FINANCE &amp; HR</w:t>
       </w:r>
     </w:p>
     <w:p>
@@ -100,7 +100,7 @@
       <w:r>
         <w:drawing>
           <wp:inline xmlns:a="http://schemas.openxmlformats.org/drawingml/2006/main" xmlns:pic="http://schemas.openxmlformats.org/drawingml/2006/picture">
-            <wp:extent cx="5903999" cy="3749039"/>
+            <wp:extent cx="5903999" cy="3926159"/>
             <wp:docPr id="1" name="Picture 1"/>
             <wp:cNvGraphicFramePr>
               <a:graphicFrameLocks noChangeAspect="1"/>
@@ -121,7 +121,7 @@
                   <pic:spPr>
                     <a:xfrm>
                       <a:off x="0" y="0"/>
-                      <a:ext cx="5903999" cy="3749039"/>
+                      <a:ext cx="5903999" cy="3926159"/>
                     </a:xfrm>
                     <a:prstGeom prst="rect"/>
                   </pic:spPr>
@@ -1866,7 +1866,7 @@
                 <w:i w:val="0"/>
                 <w:sz w:val="20"/>
               </w:rPr>
-              <w:t>LCM Finance Handbook</w:t>
+              <w:t>LCM Finance &amp; HR Handbook</w:t>
             </w:r>
             <w:r>
               <w:rPr>
@@ -1910,7 +1910,7 @@
           <w:color w:val="6B7280"/>
           <w:sz w:val="18"/>
         </w:rPr>
-        <w:t>LCM Finance Handbook</w:t>
+        <w:t>LCM Finance &amp; HR Handbook</w:t>
       </w:r>
       <w:r>
         <w:rPr>

--- a/docs/guides/exco.docx
+++ b/docs/guides/exco.docx
@@ -1103,8 +1103,61 @@
           <w:i w:val="0"/>
           <w:sz w:val="21"/>
         </w:rPr>
-        <w:t xml:space="preserve"> It goes to the Treasurer, and you will be told when it is approved or sent back.</w:t>
+        <w:t xml:space="preserve"> It goes forward as a whole, to be decided by the EXCO at the meeting held for the budget. You will be told when it is approved or sent back.</w:t>
       </w:r>
+    </w:p>
+    <w:tbl>
+      <w:tblPr>
+        <w:tblW w:type="auto" w:w="0"/>
+        <w:tblLayout w:type="fixed"/>
+        <w:tblLook w:firstColumn="1" w:firstRow="1" w:lastColumn="0" w:lastRow="0" w:noHBand="0" w:noVBand="1" w:val="04A0"/>
+      </w:tblPr>
+      <w:tblGrid>
+        <w:gridCol w:w="9298"/>
+      </w:tblGrid>
+      <w:tr>
+        <w:trPr>
+          <w:cantSplit/>
+        </w:trPr>
+        <w:tc>
+          <w:tcPr>
+            <w:tcW w:type="dxa" w:w="9298"/>
+            <w:shd w:val="clear" w:fill="EEF4FD"/>
+            <w:tcBorders>
+              <w:top w:val="nil"/>
+              <w:bottom w:val="nil"/>
+              <w:right w:val="nil"/>
+              <w:left w:val="single" w:sz="18" w:color="2F5B9C"/>
+            </w:tcBorders>
+          </w:tcPr>
+          <w:p>
+            <w:pPr>
+              <w:spacing w:after="60" w:line="276" w:lineRule="auto"/>
+            </w:pPr>
+            <w:r>
+              <w:rPr>
+                <w:b/>
+                <w:i w:val="0"/>
+                <w:sz w:val="20"/>
+              </w:rPr>
+              <w:t>The budget is settled in a meeting, not in the app.</w:t>
+            </w:r>
+            <w:r>
+              <w:rPr>
+                <w:b w:val="0"/>
+                <w:i w:val="0"/>
+                <w:sz w:val="20"/>
+              </w:rPr>
+              <w:t xml:space="preserve"> The EXCO votes on the year’s budget at a meeting called for that and nothing else, and you have a voice in it like every other member. What is entered afterwards records what was resolved — which is why your proposal needs to be in before the meeting, not after.</w:t>
+            </w:r>
+          </w:p>
+        </w:tc>
+      </w:tr>
+    </w:tbl>
+    <w:p>
+      <w:pPr>
+        <w:spacing w:after="80"/>
+      </w:pPr>
     </w:p>
     <w:p>
       <w:pPr>
@@ -1131,7 +1184,7 @@
           <w:i w:val="0"/>
           <w:sz w:val="21"/>
         </w:rPr>
-        <w:t>On the same page, ask for a change to a line — more, less, or a new line altogether — and say why. It goes to the Treasurer in the same way. The figures on the page do not move until it is approved, which is deliberate: what you see is always what was actually agreed.</w:t>
+        <w:t>On the same page, ask for a change to a line — more, less, or a new line altogether — and say why. It goes forward the same way. The figures on the page do not move until the change has been agreed and recorded, which is deliberate: what you see is always what was actually decided.</w:t>
       </w:r>
     </w:p>
     <w:tbl>

--- a/docs/guides/exco.docx
+++ b/docs/guides/exco.docx
@@ -1140,6 +1140,59 @@
                 <w:i w:val="0"/>
                 <w:sz w:val="20"/>
               </w:rPr>
+              <w:t>Submitting locks it.</w:t>
+            </w:r>
+            <w:r>
+              <w:rPr>
+                <w:b w:val="0"/>
+                <w:i w:val="0"/>
+                <w:sz w:val="20"/>
+              </w:rPr>
+              <w:t xml:space="preserve"> Up to that moment the lines are yours to add, change and remove as often as you like — it is a draft and nobody is reading it. Once you submit, the figures stop moving, because the meeting is about to vote on them and they must be the same figures when it does. If you need to change something after submitting, ask for it to be sent back.</w:t>
+            </w:r>
+          </w:p>
+        </w:tc>
+      </w:tr>
+    </w:tbl>
+    <w:p>
+      <w:pPr>
+        <w:spacing w:after="80"/>
+      </w:pPr>
+    </w:p>
+    <w:tbl>
+      <w:tblPr>
+        <w:tblW w:type="auto" w:w="0"/>
+        <w:tblLayout w:type="fixed"/>
+        <w:tblLook w:firstColumn="1" w:firstRow="1" w:lastColumn="0" w:lastRow="0" w:noHBand="0" w:noVBand="1" w:val="04A0"/>
+      </w:tblPr>
+      <w:tblGrid>
+        <w:gridCol w:w="9298"/>
+      </w:tblGrid>
+      <w:tr>
+        <w:trPr>
+          <w:cantSplit/>
+        </w:trPr>
+        <w:tc>
+          <w:tcPr>
+            <w:tcW w:type="dxa" w:w="9298"/>
+            <w:shd w:val="clear" w:fill="EEF4FD"/>
+            <w:tcBorders>
+              <w:top w:val="nil"/>
+              <w:bottom w:val="nil"/>
+              <w:right w:val="nil"/>
+              <w:left w:val="single" w:sz="18" w:color="2F5B9C"/>
+            </w:tcBorders>
+          </w:tcPr>
+          <w:p>
+            <w:pPr>
+              <w:spacing w:after="60" w:line="276" w:lineRule="auto"/>
+            </w:pPr>
+            <w:r>
+              <w:rPr>
+                <w:b/>
+                <w:i w:val="0"/>
+                <w:sz w:val="20"/>
+              </w:rPr>
               <w:t>The budget is settled in a meeting, not in the app.</w:t>
             </w:r>
             <w:r>
@@ -1184,7 +1237,65 @@
           <w:i w:val="0"/>
           <w:sz w:val="21"/>
         </w:rPr>
-        <w:t>On the same page, ask for a change to a line — more, less, or a new line altogether — and say why. It goes forward the same way. The figures on the page do not move until the change has been agreed and recorded, which is deliberate: what you see is always what was actually decided.</w:t>
+        <w:t xml:space="preserve">Once the EXCO has approved your budget the lines are live, and they are no longer yours to edit. The same page, the same buttons — but what you are now doing is asking. Change a line, or add one, or remove one, say why, and it goes off as a </w:t>
+      </w:r>
+      <w:r>
+        <w:rPr>
+          <w:b/>
+          <w:i w:val="0"/>
+          <w:sz w:val="21"/>
+        </w:rPr>
+        <w:t>change request</w:t>
+      </w:r>
+      <w:r>
+        <w:rPr>
+          <w:b w:val="0"/>
+          <w:i w:val="0"/>
+          <w:sz w:val="21"/>
+        </w:rPr>
+        <w:t>.</w:t>
+      </w:r>
+    </w:p>
+    <w:p>
+      <w:pPr>
+        <w:spacing w:after="120" w:line="283" w:lineRule="auto"/>
+      </w:pPr>
+      <w:r>
+        <w:rPr>
+          <w:b w:val="0"/>
+          <w:i w:val="0"/>
+          <w:sz w:val="21"/>
+        </w:rPr>
+        <w:t xml:space="preserve">That is the difference worth holding on to: </w:t>
+      </w:r>
+      <w:r>
+        <w:rPr>
+          <w:b/>
+          <w:i w:val="0"/>
+          <w:sz w:val="21"/>
+        </w:rPr>
+        <w:t>while it is a draft you are writing your budget; once it is approved you are asking to change one.</w:t>
+      </w:r>
+      <w:r>
+        <w:rPr>
+          <w:b w:val="0"/>
+          <w:i w:val="0"/>
+          <w:sz w:val="21"/>
+        </w:rPr>
+        <w:t xml:space="preserve"> The page will tell you which of the two you are doing.</w:t>
+      </w:r>
+    </w:p>
+    <w:p>
+      <w:pPr>
+        <w:spacing w:after="120" w:line="283" w:lineRule="auto"/>
+      </w:pPr>
+      <w:r>
+        <w:rPr>
+          <w:b w:val="0"/>
+          <w:i w:val="0"/>
+          <w:sz w:val="21"/>
+        </w:rPr>
+        <w:t>A request is decided by the Treasurer, the Bishop, the Secretary, the General Manager or the Finance Executive. The figures on the page do not move until it is, which is deliberate: what you see is always what was actually agreed.</w:t>
       </w:r>
     </w:p>
     <w:tbl>

--- a/docs/guides/exco.docx
+++ b/docs/guides/exco.docx
@@ -1295,7 +1295,7 @@
           <w:i w:val="0"/>
           <w:sz w:val="21"/>
         </w:rPr>
-        <w:t>A request is decided by the Treasurer, the Bishop, the Secretary, the General Manager or the Finance Executive. The figures on the page do not move until it is, which is deliberate: what you see is always what was actually agreed.</w:t>
+        <w:t>A change to an approved budget changes what the EXCO approved, so it carries the same authority: the request is decided at a meeting, and the resolution is recorded with it. The Treasurer, the Bishop, the Secretary, the General Manager or the Finance Executive enters that decision. The figures on the page do not move until they do, which is deliberate: what you see is always what was actually agreed.</w:t>
       </w:r>
     </w:p>
     <w:tbl>

--- a/docs/guides/exco.docx
+++ b/docs/guides/exco.docx
@@ -591,7 +591,7 @@
           <w:i w:val="0"/>
           <w:sz w:val="21"/>
         </w:rPr>
-        <w:t xml:space="preserve"> The voucher says which line of your budget it comes out of and what is left of that line. If it says </w:t>
+        <w:t xml:space="preserve"> The voucher says which line of your budget it comes out of and what is left of that line. Three of the four things it can say are ordinary: </w:t>
       </w:r>
       <w:r>
         <w:rPr>
@@ -599,7 +599,7 @@
           <w:i w:val="0"/>
           <w:sz w:val="21"/>
         </w:rPr>
-        <w:t>Unbudgeted</w:t>
+        <w:t>Within budget</w:t>
       </w:r>
       <w:r>
         <w:rPr>
@@ -607,7 +607,55 @@
           <w:i w:val="0"/>
           <w:sz w:val="21"/>
         </w:rPr>
-        <w:t>, the spending is outside what was approved — that is not a refusal, but it is a question worth asking before you verify.</w:t>
+        <w:t xml:space="preserve">, </w:t>
+      </w:r>
+      <w:r>
+        <w:rPr>
+          <w:b/>
+          <w:i w:val="0"/>
+          <w:sz w:val="21"/>
+        </w:rPr>
+        <w:t>Drawn from the ministry</w:t>
+      </w:r>
+      <w:r>
+        <w:rPr>
+          <w:b w:val="0"/>
+          <w:i w:val="0"/>
+          <w:sz w:val="21"/>
+        </w:rPr>
+        <w:t xml:space="preserve"> (that line is finished, so it comes out of the rest of your allocation) and </w:t>
+      </w:r>
+      <w:r>
+        <w:rPr>
+          <w:b/>
+          <w:i w:val="0"/>
+          <w:sz w:val="21"/>
+        </w:rPr>
+        <w:t>Not in the outline</w:t>
+      </w:r>
+      <w:r>
+        <w:rPr>
+          <w:b w:val="0"/>
+          <w:i w:val="0"/>
+          <w:sz w:val="21"/>
+        </w:rPr>
+        <w:t xml:space="preserve"> (it is not one of the projects listed in January, which is allowed). Only </w:t>
+      </w:r>
+      <w:r>
+        <w:rPr>
+          <w:b/>
+          <w:i w:val="0"/>
+          <w:sz w:val="21"/>
+        </w:rPr>
+        <w:t>Over the allocation</w:t>
+      </w:r>
+      <w:r>
+        <w:rPr>
+          <w:b w:val="0"/>
+          <w:i w:val="0"/>
+          <w:sz w:val="21"/>
+        </w:rPr>
+        <w:t xml:space="preserve"> means the ministry has reached the figure the EXCO voted, and that is worth asking about before you verify.</w:t>
       </w:r>
     </w:p>
     <w:p>
@@ -943,7 +991,7 @@
                 <w:i w:val="0"/>
                 <w:sz w:val="20"/>
               </w:rPr>
-              <w:t xml:space="preserve"> That is why the ministry and project on a claim matter: a claim with no project is spending the budget cannot see, and it will show as </w:t>
+              <w:t xml:space="preserve"> That is why the ministry and project on a claim matter. A claim naming no project, or naming something that is not one of your listed projects, shows as </w:t>
             </w:r>
             <w:r>
               <w:rPr>
@@ -951,7 +999,7 @@
                 <w:i w:val="0"/>
                 <w:sz w:val="20"/>
               </w:rPr>
-              <w:t>Unbudgeted</w:t>
+              <w:t>Not in the outline</w:t>
             </w:r>
             <w:r>
               <w:rPr>
@@ -959,7 +1007,36 @@
                 <w:i w:val="0"/>
                 <w:sz w:val="20"/>
               </w:rPr>
-              <w:t xml:space="preserve"> wherever it appears.</w:t>
+              <w:t xml:space="preserve"> — it still comes out of your ministry’s allocation, and it is still counted, but nobody can see from the budget which part of the year’s work it belongs to.</w:t>
+            </w:r>
+          </w:p>
+          <w:p>
+            <w:pPr>
+              <w:spacing w:after="60" w:line="276" w:lineRule="auto"/>
+            </w:pPr>
+            <w:r>
+              <w:rPr>
+                <w:b w:val="0"/>
+                <w:i w:val="0"/>
+                <w:sz w:val="20"/>
+              </w:rPr>
+              <w:t xml:space="preserve">The EXCO votes your ministry an allocation and agrees in general terms what it is for. It does not approve each project, so your lines are an outline: they may add up to less than the allocation, and the remainder stays available for what was too early to plan. Changing the </w:t>
+            </w:r>
+            <w:r>
+              <w:rPr>
+                <w:b/>
+                <w:i w:val="0"/>
+                <w:sz w:val="20"/>
+              </w:rPr>
+              <w:t>allocation</w:t>
+            </w:r>
+            <w:r>
+              <w:rPr>
+                <w:b w:val="0"/>
+                <w:i w:val="0"/>
+                <w:sz w:val="20"/>
+              </w:rPr>
+              <w:t xml:space="preserve"> itself needs the EXCO.</w:t>
             </w:r>
           </w:p>
         </w:tc>
